--- a/original materials/RRR_Wegner_pre-dataMS.docx
+++ b/original materials/RRR_Wegner_pre-dataMS.docx
@@ -757,7 +757,15 @@
         <w:t>In addition</w:t>
       </w:r>
       <w:r>
-        <w:t xml:space="preserve">, all but two studies testing the rebound effect were under-powered, and the adequately-powered studies yielded </w:t>
+        <w:t xml:space="preserve">, all but two studies testing the rebound effect were under-powered, and the </w:t>
+      </w:r>
+      <w:proofErr w:type="gramStart"/>
+      <w:r>
+        <w:t>adequately-powered</w:t>
+      </w:r>
+      <w:proofErr w:type="gramEnd"/>
+      <w:r>
+        <w:t xml:space="preserve"> studies yielded </w:t>
       </w:r>
       <w:r>
         <w:t xml:space="preserve">effects </w:t>
@@ -1153,7 +1161,21 @@
         <w:rPr>
           <w:rFonts w:cs="Times New Roman"/>
         </w:rPr>
-        <w:t xml:space="preserve">and can manifest itself in frequently-observed phenomena </w:t>
+        <w:t xml:space="preserve">and can manifest itself in </w:t>
+      </w:r>
+      <w:proofErr w:type="gramStart"/>
+      <w:r>
+        <w:rPr>
+          <w:rFonts w:cs="Times New Roman"/>
+        </w:rPr>
+        <w:t>frequently-observed</w:t>
+      </w:r>
+      <w:proofErr w:type="gramEnd"/>
+      <w:r>
+        <w:rPr>
+          <w:rFonts w:cs="Times New Roman"/>
+        </w:rPr>
+        <w:t xml:space="preserve"> phenomena </w:t>
       </w:r>
       <w:r>
         <w:rPr>
@@ -1223,28 +1245,55 @@
         <w:t xml:space="preserve"> these paradoxical manifestations? According to Wegner (2009), active thought</w:t>
       </w:r>
       <w:r>
-        <w:t xml:space="preserve"> suppression involves the synergistic activity of two mental processes – an intentional system and a monitoring system. The intentional system is responsible for generating thoughts that are consistent with the des</w:t>
-      </w:r>
-      <w:r>
+        <w:t xml:space="preserve"> suppression involves the synergistic activity of two mental processes – an intentional system and a monitoring system. </w:t>
+      </w:r>
+      <w:r>
+        <w:rPr>
+          <w:highlight w:val="yellow"/>
+        </w:rPr>
+        <w:t>The intentional system is responsible for generating thoughts that are consistent with the des</w:t>
+      </w:r>
+      <w:r>
+        <w:rPr>
+          <w:highlight w:val="yellow"/>
+        </w:rPr>
         <w:t>ired mental state, such as food-</w:t>
       </w:r>
       <w:r>
+        <w:rPr>
+          <w:highlight w:val="yellow"/>
+        </w:rPr>
         <w:t xml:space="preserve">unrelated thoughts </w:t>
       </w:r>
       <w:r>
+        <w:rPr>
+          <w:highlight w:val="yellow"/>
+        </w:rPr>
         <w:t xml:space="preserve">(e.g., mountain) </w:t>
       </w:r>
       <w:r>
+        <w:rPr>
+          <w:highlight w:val="yellow"/>
+        </w:rPr>
         <w:t>when the individual is trying not to think about food, and food-</w:t>
       </w:r>
       <w:r>
+        <w:rPr>
+          <w:highlight w:val="yellow"/>
+        </w:rPr>
         <w:lastRenderedPageBreak/>
         <w:t>related thoughts when the individual is trying to think about food</w:t>
       </w:r>
       <w:r>
+        <w:rPr>
+          <w:highlight w:val="yellow"/>
+        </w:rPr>
         <w:t xml:space="preserve"> (e.g., chocolate)</w:t>
       </w:r>
       <w:r>
+        <w:rPr>
+          <w:highlight w:val="yellow"/>
+        </w:rPr>
         <w:t>.</w:t>
       </w:r>
       <w:r>
@@ -1260,7 +1309,15 @@
         <w:t>apparent effortful and resource-</w:t>
       </w:r>
       <w:r>
-        <w:t xml:space="preserve">taxing nature of the intentional system and the relative effortless and automatic nature of the monitoring system, cognitive load affects the intentional system but has little impact on the monitoring system. The down-regulation of the intentional system </w:t>
+        <w:t xml:space="preserve">taxing nature of the intentional system and the relative effortless and automatic nature of the monitoring system, cognitive load affects the intentional system but has little impact on the monitoring system. The </w:t>
+      </w:r>
+      <w:proofErr w:type="gramStart"/>
+      <w:r>
+        <w:t>down-regulation</w:t>
+      </w:r>
+      <w:proofErr w:type="gramEnd"/>
+      <w:r>
+        <w:t xml:space="preserve"> of the intentional system </w:t>
       </w:r>
       <w:r>
         <w:t>in conjunction with</w:t>
@@ -1324,7 +1381,15 @@
         <w:t xml:space="preserve"> distractors on which to</w:t>
       </w:r>
       <w:r>
-        <w:t xml:space="preserve"> focus their attention as a way to avoid the to-be-suppressed thought. However, this process </w:t>
+        <w:t xml:space="preserve"> focus their attention </w:t>
+      </w:r>
+      <w:proofErr w:type="gramStart"/>
+      <w:r>
+        <w:t>as a way to</w:t>
+      </w:r>
+      <w:proofErr w:type="gramEnd"/>
+      <w:r>
+        <w:t xml:space="preserve"> avoid the to-be-suppressed thought. However, this process </w:t>
       </w:r>
       <w:r>
         <w:t>can come</w:t>
@@ -1439,7 +1504,15 @@
         <w:t xml:space="preserve"> thought</w:t>
       </w:r>
       <w:r>
-        <w:t>. Moreover, since the rebound effect is driven by the aforementioned mental association</w:t>
+        <w:t xml:space="preserve">. Moreover, since the rebound effect is driven by the </w:t>
+      </w:r>
+      <w:proofErr w:type="gramStart"/>
+      <w:r>
+        <w:t>aforementioned mental</w:t>
+      </w:r>
+      <w:proofErr w:type="gramEnd"/>
+      <w:r>
+        <w:t xml:space="preserve"> association</w:t>
       </w:r>
       <w:r>
         <w:t xml:space="preserve"> mechanism</w:t>
@@ -1492,7 +1565,15 @@
       </w:r>
       <w:proofErr w:type="spellEnd"/>
       <w:r>
-        <w:t xml:space="preserve"> (1992; Experiment 1). In their study, participants were instructed to either think about (concentration condition) or not think about (suppression condition) a target word (e.g., mountain) while concurrently engage in a word association task. Participants were presented with a list of words and asked to generate and verbalize an associate word for each (e.g., “climb” or “mountain” when presented with “hill”). Some words were associates of the target word (e.g., hill) while other words were unrelated. For half of the trials participants were given 10 seconds to respond (low time pressure), while for the remainder of </w:t>
+        <w:t xml:space="preserve"> (1992; Experiment 1). In their study, participants were instructed to either think about (concentration condition) or not think about (suppression condition) a target word (e.g., mountain) while concurrently engage in a word association task. Participants were presented with a list of words and asked to generate and verbalize an associate word for each (e.g., “climb” or “mountain” when presented with “hill”). Some words were associates of the target word (e.g., hill) while other words were unrelated. For half of the </w:t>
+      </w:r>
+      <w:proofErr w:type="gramStart"/>
+      <w:r>
+        <w:t>trials</w:t>
+      </w:r>
+      <w:proofErr w:type="gramEnd"/>
+      <w:r>
+        <w:t xml:space="preserve"> participants were given 10 seconds to respond (low time pressure), while for the remainder of </w:t>
       </w:r>
       <w:r>
         <w:t>trials participants were given three</w:t>
@@ -1572,7 +1653,15 @@
         <w:t>phase</w:t>
       </w:r>
       <w:r>
-        <w:t>. As predicted, greater levels of preoccupation with the white bear was shown in participants who suppressed the thought first, compared to those who concentrated on the white bear first.</w:t>
+        <w:t xml:space="preserve">. As predicted, greater levels of preoccupation with the white bear </w:t>
+      </w:r>
+      <w:proofErr w:type="gramStart"/>
+      <w:r>
+        <w:t>was</w:t>
+      </w:r>
+      <w:proofErr w:type="gramEnd"/>
+      <w:r>
+        <w:t xml:space="preserve"> shown in participants who suppressed the thought first, compared to those who concentrated on the white bear first.</w:t>
       </w:r>
     </w:p>
     <w:p>
@@ -1852,8 +1941,13 @@
       <w:r>
         <w:t xml:space="preserve"> </w:t>
       </w:r>
-      <w:r>
-        <w:t>Both of these effect sizes were found to be smaller than the effect sizes observe</w:t>
+      <w:proofErr w:type="gramStart"/>
+      <w:r>
+        <w:t>Both of these</w:t>
+      </w:r>
+      <w:proofErr w:type="gramEnd"/>
+      <w:r>
+        <w:t xml:space="preserve"> effect sizes were found to be smaller than the effect sizes observe</w:t>
       </w:r>
       <w:r>
         <w:t>d</w:t>
@@ -2029,13 +2123,26 @@
         <w:t>avoid all thoughts of evaluation, whatever the word evaluation means to you</w:t>
       </w:r>
       <w:r>
-        <w:t>”) rather than simple nouns that were less prone to individual differences (e.g., car). Together, these three conceptual replication</w:t>
-      </w:r>
+        <w:t xml:space="preserve">”) rather than simple nouns that were less prone to individual differences (e.g., car). Together, </w:t>
+      </w:r>
+      <w:proofErr w:type="gramStart"/>
+      <w:r>
+        <w:t>these three conceptual replication</w:t>
+      </w:r>
+      <w:proofErr w:type="gramEnd"/>
       <w:r>
         <w:t xml:space="preserve"> yielded inconclusive results on the </w:t>
       </w:r>
       <w:r>
-        <w:t xml:space="preserve">size of the effect. Similarly, all but two studies testing the rebound effect were under-powered, and the two adequately-powered studies yielded results in the </w:t>
+        <w:t xml:space="preserve">size of the effect. Similarly, all but two studies testing the rebound effect were under-powered, and the two </w:t>
+      </w:r>
+      <w:proofErr w:type="gramStart"/>
+      <w:r>
+        <w:t>adequately-powered</w:t>
+      </w:r>
+      <w:proofErr w:type="gramEnd"/>
+      <w:r>
+        <w:t xml:space="preserve"> studies yielded results in the </w:t>
       </w:r>
       <w:r>
         <w:rPr>
@@ -2063,7 +2170,15 @@
         <w:t xml:space="preserve"> </w:t>
       </w:r>
       <w:r>
-        <w:t>to the proposed rebound effect. In addition, there is evidence that the small averaged effect size for the rebound effect may be an art</w:t>
+        <w:t xml:space="preserve">to the proposed rebound effect. In addition, there is evidence that the </w:t>
+      </w:r>
+      <w:proofErr w:type="gramStart"/>
+      <w:r>
+        <w:t>small averaged</w:t>
+      </w:r>
+      <w:proofErr w:type="gramEnd"/>
+      <w:r>
+        <w:t xml:space="preserve"> effect size for the rebound effect may be an art</w:t>
       </w:r>
       <w:r>
         <w:t>i</w:t>
@@ -2133,11 +2248,16 @@
         <w:t>immediate enhancement and rebound effect</w:t>
       </w:r>
       <w:r>
-        <w:t xml:space="preserve"> in multiple laboratories</w:t>
+        <w:t xml:space="preserve"> in multiple </w:t>
+      </w:r>
+      <w:proofErr w:type="gramStart"/>
+      <w:r>
+        <w:t>laboratories</w:t>
       </w:r>
       <w:r>
         <w:t>, and</w:t>
       </w:r>
+      <w:proofErr w:type="gramEnd"/>
       <w:r>
         <w:t xml:space="preserve"> provide robust estimates of the size and variability of the effects and</w:t>
       </w:r>
@@ -2723,7 +2843,35 @@
         <w:rPr>
           <w:rFonts w:cs="Times New Roman"/>
         </w:rPr>
-        <w:t xml:space="preserve">investigators from participating labs in non-English speaking countries were responsible for conducting a translation of the study materials including instructions and stimuli, in conjunction with guidance from the proposing investigator team. Specifically, each lab identified two bi-lingual researchers or collaborators who are both fluent in English (the language in which the materials were provided) and the target language, but also knowledgeable of the theory and concepts underlying psychological experimentation in general and replication methods, and have some specific knowledge of, or be appropriately briefed on, thought suppression theory and concepts. Each researcher conducted independent translations of the study materials, and then conducted a formal-side-by-side comparison of the translations, identified any inconsistencies, and resolved them in a consultation meeting with the lead investigators. Where multiple labs were to conduct the replication using the same target language (e.g., different labs from Universities in Germany), we asked the labs to pool their resources and conduct the consultation meeting across the labs using video conferencing wherever possible. We also asked labs to flag potential issues relating to the meaning of specific terms or phrasing that came up at these meetings in a consultation meeting with the lead investigator team post-translation in order to resolve inconsistencies and allay potential for misunderstanding. This approach eschews the standard back-translation procedures typically used in this kind of research, which tend to focus on direct translation and pay little attention to differences in cultural or contextual meaning, or differences in meaning with respect to particular experimental methodological or psychological terms. </w:t>
+        <w:t xml:space="preserve">investigators from participating labs in non-English speaking countries were responsible for conducting a translation of the study materials including instructions and stimuli, in conjunction with guidance from the proposing investigator team. Specifically, each lab identified two bi-lingual researchers or collaborators who are both fluent in English (the language in which the materials were provided) and the target language, but also knowledgeable of the theory and concepts underlying psychological experimentation in general and replication methods, and have some specific knowledge of, or be appropriately briefed on, thought suppression theory and concepts. Each researcher conducted independent translations of the study materials, and then conducted a formal-side-by-side comparison of the translations, identified any inconsistencies, and resolved them in a consultation meeting with the lead investigators. Where multiple labs were to conduct the replication using the same target language (e.g., different labs from Universities in Germany), we asked the labs to pool their resources and conduct the consultation meeting across the labs using video conferencing wherever possible. We also asked labs to flag potential issues relating to the meaning of specific terms or phrasing that came up at these meetings in a consultation meeting with the lead investigator team post-translation </w:t>
+      </w:r>
+      <w:proofErr w:type="gramStart"/>
+      <w:r>
+        <w:rPr>
+          <w:rFonts w:cs="Times New Roman"/>
+        </w:rPr>
+        <w:t>in order to</w:t>
+      </w:r>
+      <w:proofErr w:type="gramEnd"/>
+      <w:r>
+        <w:rPr>
+          <w:rFonts w:cs="Times New Roman"/>
+        </w:rPr>
+        <w:t xml:space="preserve"> resolve inconsistencies and allay potential for misunderstanding. This approach eschews the standard back-translation procedures typically used in this kind of research, which tend to focus on direct translation and pay little attention to differences in cultural or contextual meaning, or differences in meaning with respect to </w:t>
+      </w:r>
+      <w:proofErr w:type="gramStart"/>
+      <w:r>
+        <w:rPr>
+          <w:rFonts w:cs="Times New Roman"/>
+        </w:rPr>
+        <w:t>particular experimental</w:t>
+      </w:r>
+      <w:proofErr w:type="gramEnd"/>
+      <w:r>
+        <w:rPr>
+          <w:rFonts w:cs="Times New Roman"/>
+        </w:rPr>
+        <w:t xml:space="preserve"> methodological or psychological terms. </w:t>
       </w:r>
       <w:r>
         <w:rPr>
@@ -3136,13 +3284,41 @@
         <w:rPr>
           <w:rFonts w:cs="Times New Roman"/>
         </w:rPr>
-        <w:t>. Labs were also free to offer additional forms of compensation such as shopping vouchers, provided that they procured their own funding</w:t>
-      </w:r>
-      <w:r>
-        <w:rPr>
-          <w:rFonts w:cs="Times New Roman"/>
-        </w:rPr>
-        <w:t>. In accordance to our predetermined exclusion criteria, participants were excluded from analyses if they failed the suspicion probe or failed to comply</w:t>
+        <w:t xml:space="preserve">. Labs were also free to offer additional forms of compensation such as shopping vouchers, </w:t>
+      </w:r>
+      <w:proofErr w:type="gramStart"/>
+      <w:r>
+        <w:rPr>
+          <w:rFonts w:cs="Times New Roman"/>
+        </w:rPr>
+        <w:t>provided that</w:t>
+      </w:r>
+      <w:proofErr w:type="gramEnd"/>
+      <w:r>
+        <w:rPr>
+          <w:rFonts w:cs="Times New Roman"/>
+        </w:rPr>
+        <w:t xml:space="preserve"> they procured their own funding</w:t>
+      </w:r>
+      <w:r>
+        <w:rPr>
+          <w:rFonts w:cs="Times New Roman"/>
+        </w:rPr>
+        <w:t xml:space="preserve">. In accordance </w:t>
+      </w:r>
+      <w:proofErr w:type="gramStart"/>
+      <w:r>
+        <w:rPr>
+          <w:rFonts w:cs="Times New Roman"/>
+        </w:rPr>
+        <w:t>to</w:t>
+      </w:r>
+      <w:proofErr w:type="gramEnd"/>
+      <w:r>
+        <w:rPr>
+          <w:rFonts w:cs="Times New Roman"/>
+        </w:rPr>
+        <w:t xml:space="preserve"> our predetermined exclusion criteria, participants were excluded from analyses if they failed the suspicion probe or failed to comply</w:t>
       </w:r>
       <w:r>
         <w:rPr>
@@ -3442,7 +3618,23 @@
           <w:rFonts w:cs="Times New Roman"/>
           <w:lang w:val="en-US"/>
         </w:rPr>
-        <w:t xml:space="preserve">told the participant that this new task requires them to generate and verbalize clearly an associate word in response to each word presented on the computer screen. </w:t>
+        <w:t xml:space="preserve">told the participant that this new task requires them to generate and </w:t>
+      </w:r>
+      <w:proofErr w:type="gramStart"/>
+      <w:r>
+        <w:rPr>
+          <w:rFonts w:cs="Times New Roman"/>
+          <w:lang w:val="en-US"/>
+        </w:rPr>
+        <w:t>verbalize clearly</w:t>
+      </w:r>
+      <w:proofErr w:type="gramEnd"/>
+      <w:r>
+        <w:rPr>
+          <w:rFonts w:cs="Times New Roman"/>
+          <w:lang w:val="en-US"/>
+        </w:rPr>
+        <w:t xml:space="preserve"> an associate word in response to each word presented on the computer screen. </w:t>
       </w:r>
       <w:r>
         <w:rPr>
@@ -3496,14 +3688,30 @@
           <w:rFonts w:cs="Times New Roman"/>
           <w:lang w:val="en-US"/>
         </w:rPr>
-        <w:t>the time limit for each trial would be presented beneath the word stimulus on the same screen</w:t>
-      </w:r>
-      <w:r>
-        <w:rPr>
-          <w:rFonts w:cs="Times New Roman"/>
-          <w:lang w:val="en-US"/>
-        </w:rPr>
-        <w:t>, and would</w:t>
+        <w:t xml:space="preserve">the time limit for each trial would be presented beneath the word stimulus on the same </w:t>
+      </w:r>
+      <w:proofErr w:type="gramStart"/>
+      <w:r>
+        <w:rPr>
+          <w:rFonts w:cs="Times New Roman"/>
+          <w:lang w:val="en-US"/>
+        </w:rPr>
+        <w:t>screen</w:t>
+      </w:r>
+      <w:r>
+        <w:rPr>
+          <w:rFonts w:cs="Times New Roman"/>
+          <w:lang w:val="en-US"/>
+        </w:rPr>
+        <w:t>, and</w:t>
+      </w:r>
+      <w:proofErr w:type="gramEnd"/>
+      <w:r>
+        <w:rPr>
+          <w:rFonts w:cs="Times New Roman"/>
+          <w:lang w:val="en-US"/>
+        </w:rPr>
+        <w:t xml:space="preserve"> would</w:t>
       </w:r>
       <w:r>
         <w:rPr>
@@ -5199,6 +5407,7 @@
         </w:rPr>
         <w:t xml:space="preserve"> to be </w:t>
       </w:r>
+      <w:proofErr w:type="gramStart"/>
       <w:r>
         <w:rPr>
           <w:rFonts w:cs="Times New Roman"/>
@@ -5211,7 +5420,15 @@
           <w:rFonts w:cs="Times New Roman"/>
           <w:lang w:val="en-US"/>
         </w:rPr>
-        <w:t xml:space="preserve"> in size (</w:t>
+        <w:t xml:space="preserve"> in size</w:t>
+      </w:r>
+      <w:proofErr w:type="gramEnd"/>
+      <w:r>
+        <w:rPr>
+          <w:rFonts w:cs="Times New Roman"/>
+          <w:lang w:val="en-US"/>
+        </w:rPr>
+        <w:t xml:space="preserve"> (</w:t>
       </w:r>
       <w:r>
         <w:rPr>
@@ -5288,13 +5505,23 @@
         </w:rPr>
         <w:t xml:space="preserve"> </w:t>
       </w:r>
+      <w:proofErr w:type="gramStart"/>
       <w:r>
         <w:rPr>
           <w:rFonts w:cs="Times New Roman"/>
           <w:highlight w:val="magenta"/>
           <w:lang w:val="en-US"/>
         </w:rPr>
-        <w:t>Assuming that we only managed to obtain the minimum sample (80) from each of the smallest plausible number of labs (</w:t>
+        <w:t>Assuming that</w:t>
+      </w:r>
+      <w:proofErr w:type="gramEnd"/>
+      <w:r>
+        <w:rPr>
+          <w:rFonts w:cs="Times New Roman"/>
+          <w:highlight w:val="magenta"/>
+          <w:lang w:val="en-US"/>
+        </w:rPr>
+        <w:t xml:space="preserve"> we only managed to obtain the minimum sample (80) from each of the smallest plausible number of labs (</w:t>
       </w:r>
       <w:r>
         <w:rPr>
@@ -5551,14 +5778,30 @@
           <w:rFonts w:cs="Times New Roman"/>
           <w:lang w:val="en-US"/>
         </w:rPr>
-        <w:t xml:space="preserve"> and video-</w:t>
-      </w:r>
-      <w:r>
-        <w:rPr>
-          <w:rFonts w:cs="Times New Roman"/>
-          <w:lang w:val="en-US"/>
-        </w:rPr>
-        <w:t xml:space="preserve">recorded. </w:t>
+        <w:t xml:space="preserve"> and </w:t>
+      </w:r>
+      <w:proofErr w:type="gramStart"/>
+      <w:r>
+        <w:rPr>
+          <w:rFonts w:cs="Times New Roman"/>
+          <w:lang w:val="en-US"/>
+        </w:rPr>
+        <w:t>video-</w:t>
+      </w:r>
+      <w:r>
+        <w:rPr>
+          <w:rFonts w:cs="Times New Roman"/>
+          <w:lang w:val="en-US"/>
+        </w:rPr>
+        <w:t>recorded</w:t>
+      </w:r>
+      <w:proofErr w:type="gramEnd"/>
+      <w:r>
+        <w:rPr>
+          <w:rFonts w:cs="Times New Roman"/>
+          <w:lang w:val="en-US"/>
+        </w:rPr>
+        <w:t xml:space="preserve">. </w:t>
       </w:r>
       <w:r>
         <w:rPr>
@@ -5579,7 +5822,23 @@
           <w:rFonts w:cs="Times New Roman"/>
           <w:lang w:val="en-US"/>
         </w:rPr>
-        <w:t xml:space="preserve">before the demographics questions, participants </w:t>
+        <w:t xml:space="preserve">before the </w:t>
+      </w:r>
+      <w:proofErr w:type="gramStart"/>
+      <w:r>
+        <w:rPr>
+          <w:rFonts w:cs="Times New Roman"/>
+          <w:lang w:val="en-US"/>
+        </w:rPr>
+        <w:t>demographics</w:t>
+      </w:r>
+      <w:proofErr w:type="gramEnd"/>
+      <w:r>
+        <w:rPr>
+          <w:rFonts w:cs="Times New Roman"/>
+          <w:lang w:val="en-US"/>
+        </w:rPr>
+        <w:t xml:space="preserve"> questions, participants </w:t>
       </w:r>
       <w:r>
         <w:t>were instructed to complete a suspicion probe question</w:t>
@@ -6288,8 +6547,13 @@
               <w:t>Sample gender distribution (</w:t>
             </w:r>
             <w:proofErr w:type="spellStart"/>
-            <w:r>
-              <w:t>M:F:other</w:t>
+            <w:proofErr w:type="gramStart"/>
+            <w:r>
+              <w:t>M:F</w:t>
+            </w:r>
+            <w:proofErr w:type="gramEnd"/>
+            <w:r>
+              <w:t>:other</w:t>
             </w:r>
             <w:proofErr w:type="spellEnd"/>
             <w:r>
@@ -6377,8 +6641,13 @@
             <w:pPr>
               <w:ind w:firstLine="0"/>
             </w:pPr>
-            <w:r>
-              <w:t>3 way interaction</w:t>
+            <w:proofErr w:type="gramStart"/>
+            <w:r>
+              <w:t>3 way</w:t>
+            </w:r>
+            <w:proofErr w:type="gramEnd"/>
+            <w:r>
+              <w:t xml:space="preserve"> interaction</w:t>
             </w:r>
           </w:p>
           <w:p>
@@ -6502,8 +6771,13 @@
             <w:pPr>
               <w:ind w:firstLine="0"/>
             </w:pPr>
-            <w:r>
-              <w:t>X:Y:Z</w:t>
+            <w:proofErr w:type="gramStart"/>
+            <w:r>
+              <w:t>X:Y</w:t>
+            </w:r>
+            <w:proofErr w:type="gramEnd"/>
+            <w:r>
+              <w:t>:Z</w:t>
             </w:r>
           </w:p>
         </w:tc>
@@ -6731,8 +7005,13 @@
             <w:pPr>
               <w:ind w:firstLine="0"/>
             </w:pPr>
-            <w:r>
-              <w:t>X:Y:Z</w:t>
+            <w:proofErr w:type="gramStart"/>
+            <w:r>
+              <w:t>X:Y</w:t>
+            </w:r>
+            <w:proofErr w:type="gramEnd"/>
+            <w:r>
+              <w:t>:Z</w:t>
             </w:r>
           </w:p>
         </w:tc>
@@ -6942,8 +7221,13 @@
             <w:pPr>
               <w:ind w:firstLine="0"/>
             </w:pPr>
-            <w:r>
-              <w:t>X:Y:Z</w:t>
+            <w:proofErr w:type="gramStart"/>
+            <w:r>
+              <w:t>X:Y</w:t>
+            </w:r>
+            <w:proofErr w:type="gramEnd"/>
+            <w:r>
+              <w:t>:Z</w:t>
             </w:r>
           </w:p>
         </w:tc>
@@ -7153,8 +7437,13 @@
             <w:pPr>
               <w:ind w:firstLine="0"/>
             </w:pPr>
-            <w:r>
-              <w:t>X:Y:Z</w:t>
+            <w:proofErr w:type="gramStart"/>
+            <w:r>
+              <w:t>X:Y</w:t>
+            </w:r>
+            <w:proofErr w:type="gramEnd"/>
+            <w:r>
+              <w:t>:Z</w:t>
             </w:r>
           </w:p>
         </w:tc>
@@ -7365,9 +7654,14 @@
             <w:pPr>
               <w:ind w:firstLine="0"/>
             </w:pPr>
+            <w:proofErr w:type="gramStart"/>
             <w:r>
               <w:lastRenderedPageBreak/>
-              <w:t>X:Y:Z</w:t>
+              <w:t>X:Y</w:t>
+            </w:r>
+            <w:proofErr w:type="gramEnd"/>
+            <w:r>
+              <w:t>:Z</w:t>
             </w:r>
           </w:p>
         </w:tc>
@@ -7577,8 +7871,13 @@
             <w:pPr>
               <w:ind w:firstLine="0"/>
             </w:pPr>
-            <w:r>
-              <w:t>X:Y:Z</w:t>
+            <w:proofErr w:type="gramStart"/>
+            <w:r>
+              <w:t>X:Y</w:t>
+            </w:r>
+            <w:proofErr w:type="gramEnd"/>
+            <w:r>
+              <w:t>:Z</w:t>
             </w:r>
           </w:p>
         </w:tc>
@@ -8300,13 +8599,27 @@
           <w:rFonts w:cs="Times New Roman"/>
           <w:shd w:val="clear" w:color="auto" w:fill="FFFFFF"/>
         </w:rPr>
-        <w:t>) x 4 (target word: mountain, car, child, house; between-participants) x 2 (word type: target vs. non-target; within-participants) x 2 (time pressure: 3s vs. 10s; within-participants)</w:t>
+        <w:t xml:space="preserve">) x 4 </w:t>
+      </w:r>
+      <w:r>
+        <w:rPr>
+          <w:rFonts w:cs="Times New Roman"/>
+          <w:shd w:val="clear" w:color="auto" w:fill="FF0000"/>
+        </w:rPr>
+        <w:t xml:space="preserve">(target word: mountain, car, child, house; between-participants) </w:t>
       </w:r>
       <w:r>
         <w:rPr>
           <w:rFonts w:cs="Times New Roman"/>
           <w:shd w:val="clear" w:color="auto" w:fill="FFFFFF"/>
         </w:rPr>
+        <w:t>x 2 (word type: target vs. non-target; within-participants) x 2 (time pressure: 3s vs. 10s; within-participants)</w:t>
+      </w:r>
+      <w:r>
+        <w:rPr>
+          <w:rFonts w:cs="Times New Roman"/>
+          <w:shd w:val="clear" w:color="auto" w:fill="FFFFFF"/>
+        </w:rPr>
         <w:t xml:space="preserve"> </w:t>
       </w:r>
       <w:r>
@@ -8447,7 +8760,23 @@
           <w:rFonts w:cs="Times New Roman"/>
           <w:shd w:val="clear" w:color="auto" w:fill="FFFFFF"/>
         </w:rPr>
-        <w:t>, and also focused only on</w:t>
+        <w:t xml:space="preserve">, </w:t>
+      </w:r>
+      <w:proofErr w:type="gramStart"/>
+      <w:r>
+        <w:rPr>
+          <w:rFonts w:cs="Times New Roman"/>
+          <w:shd w:val="clear" w:color="auto" w:fill="FFFFFF"/>
+        </w:rPr>
+        <w:t>and also</w:t>
+      </w:r>
+      <w:proofErr w:type="gramEnd"/>
+      <w:r>
+        <w:rPr>
+          <w:rFonts w:cs="Times New Roman"/>
+          <w:shd w:val="clear" w:color="auto" w:fill="FFFFFF"/>
+        </w:rPr>
+        <w:t xml:space="preserve"> focused only on</w:t>
       </w:r>
       <w:r>
         <w:rPr>
@@ -9410,7 +9739,23 @@
           <w:highlight w:val="yellow"/>
         </w:rPr>
         <w:lastRenderedPageBreak/>
-        <w:t>lead researcher team would engage in discussions with these labs in order to identify and correct any issues, such as instruction interpretation discrepancies or individual differences in pronunciation perceptions. Upon eventual reconciliation, data from these labs would still be included in the primary analyses although exploratory analyses may be conducted to see if the exclusion of these labs would significantly alter the results of the primary analyses.</w:t>
+        <w:t xml:space="preserve">lead researcher team would engage in discussions with these labs </w:t>
+      </w:r>
+      <w:proofErr w:type="gramStart"/>
+      <w:r>
+        <w:rPr>
+          <w:rFonts w:cs="Times New Roman"/>
+          <w:highlight w:val="yellow"/>
+        </w:rPr>
+        <w:t>in order to</w:t>
+      </w:r>
+      <w:proofErr w:type="gramEnd"/>
+      <w:r>
+        <w:rPr>
+          <w:rFonts w:cs="Times New Roman"/>
+          <w:highlight w:val="yellow"/>
+        </w:rPr>
+        <w:t xml:space="preserve"> identify and correct any issues, such as instruction interpretation discrepancies or individual differences in pronunciation perceptions. Upon eventual reconciliation, data from these labs would still be included in the primary analyses although exploratory analyses may be conducted to see if the exclusion of these labs would significantly alter the results of the primary analyses.</w:t>
       </w:r>
     </w:p>
     <w:p>
@@ -9591,59 +9936,68 @@
         <w:rPr>
           <w:rFonts w:cs="Times New Roman"/>
         </w:rPr>
-        <w:t xml:space="preserve"> (target thought</w:t>
-      </w:r>
-      <w:r>
-        <w:rPr>
-          <w:rFonts w:cs="Times New Roman"/>
-        </w:rPr>
-        <w:t xml:space="preserve">: </w:t>
-      </w:r>
-      <w:r>
-        <w:rPr>
-          <w:rFonts w:cs="Times New Roman"/>
+        <w:t xml:space="preserve"> (</w:t>
+      </w:r>
+      <w:r>
+        <w:rPr>
+          <w:rFonts w:cs="Times New Roman"/>
+          <w:shd w:val="clear" w:color="auto" w:fill="FF0000"/>
+        </w:rPr>
+        <w:t xml:space="preserve">target thought: </w:t>
+      </w:r>
+      <w:r>
+        <w:rPr>
+          <w:rFonts w:cs="Times New Roman"/>
+          <w:shd w:val="clear" w:color="auto" w:fill="FF0000"/>
         </w:rPr>
         <w:t>gorilla</w:t>
       </w:r>
       <w:r>
         <w:rPr>
           <w:rFonts w:cs="Times New Roman"/>
+          <w:shd w:val="clear" w:color="auto" w:fill="FF0000"/>
         </w:rPr>
         <w:t xml:space="preserve"> vs.</w:t>
       </w:r>
       <w:r>
         <w:rPr>
           <w:rFonts w:cs="Times New Roman"/>
+          <w:shd w:val="clear" w:color="auto" w:fill="FF0000"/>
         </w:rPr>
         <w:t xml:space="preserve"> tiger</w:t>
       </w:r>
       <w:r>
         <w:rPr>
           <w:rFonts w:cs="Times New Roman"/>
+          <w:shd w:val="clear" w:color="auto" w:fill="FF0000"/>
         </w:rPr>
         <w:t xml:space="preserve"> vs.</w:t>
       </w:r>
       <w:r>
         <w:rPr>
           <w:rFonts w:cs="Times New Roman"/>
+          <w:shd w:val="clear" w:color="auto" w:fill="FF0000"/>
         </w:rPr>
         <w:t xml:space="preserve"> </w:t>
       </w:r>
       <w:r>
         <w:rPr>
           <w:rFonts w:cs="Times New Roman"/>
+          <w:shd w:val="clear" w:color="auto" w:fill="FF0000"/>
         </w:rPr>
         <w:t>food</w:t>
       </w:r>
       <w:r>
         <w:rPr>
           <w:rFonts w:cs="Times New Roman"/>
+          <w:shd w:val="clear" w:color="auto" w:fill="FF0000"/>
         </w:rPr>
         <w:t xml:space="preserve"> vs.</w:t>
       </w:r>
       <w:r>
         <w:rPr>
           <w:rFonts w:cs="Times New Roman"/>
+          <w:shd w:val="clear" w:color="auto" w:fill="FF0000"/>
         </w:rPr>
         <w:t xml:space="preserve"> diseases; random intercept</w:t>
       </w:r>
@@ -9699,13 +10053,41 @@
         <w:rPr>
           <w:rFonts w:cs="Times New Roman"/>
         </w:rPr>
-        <w:t>Undergraduate students from each university’s research participant pool or equivalent participated in the study for course credit. Labs were also free to offer additional forms of compensation such as shopping vouchers, provided that they procured their own funding</w:t>
-      </w:r>
-      <w:r>
-        <w:rPr>
-          <w:rFonts w:cs="Times New Roman"/>
-        </w:rPr>
-        <w:t>. In accordance to our predetermined exclusion criteria, participants were excluded from analyses if they failed the suspicion probe or failed to comply with experimental instructions</w:t>
+        <w:t xml:space="preserve">Undergraduate students from each university’s research participant pool or equivalent participated in the study for course credit. Labs were also free to offer additional forms of compensation such as shopping vouchers, </w:t>
+      </w:r>
+      <w:proofErr w:type="gramStart"/>
+      <w:r>
+        <w:rPr>
+          <w:rFonts w:cs="Times New Roman"/>
+        </w:rPr>
+        <w:t>provided that</w:t>
+      </w:r>
+      <w:proofErr w:type="gramEnd"/>
+      <w:r>
+        <w:rPr>
+          <w:rFonts w:cs="Times New Roman"/>
+        </w:rPr>
+        <w:t xml:space="preserve"> they procured their own funding</w:t>
+      </w:r>
+      <w:r>
+        <w:rPr>
+          <w:rFonts w:cs="Times New Roman"/>
+        </w:rPr>
+        <w:t xml:space="preserve">. In accordance </w:t>
+      </w:r>
+      <w:proofErr w:type="gramStart"/>
+      <w:r>
+        <w:rPr>
+          <w:rFonts w:cs="Times New Roman"/>
+        </w:rPr>
+        <w:t>to</w:t>
+      </w:r>
+      <w:proofErr w:type="gramEnd"/>
+      <w:r>
+        <w:rPr>
+          <w:rFonts w:cs="Times New Roman"/>
+        </w:rPr>
+        <w:t xml:space="preserve"> our predetermined exclusion criteria, participants were excluded from analyses if they failed the suspicion probe or failed to comply with experimental instructions</w:t>
       </w:r>
       <w:r>
         <w:rPr>
@@ -9923,6 +10305,7 @@
         </w:rPr>
         <w:t xml:space="preserve">a </w:t>
       </w:r>
+      <w:proofErr w:type="gramStart"/>
       <w:r>
         <w:rPr>
           <w:rFonts w:cs="Times New Roman"/>
@@ -9930,6 +10313,7 @@
         </w:rPr>
         <w:t>tiger/food/diseases (depending on participant condition)</w:t>
       </w:r>
+      <w:proofErr w:type="gramEnd"/>
       <w:r>
         <w:rPr>
           <w:rFonts w:cs="Times New Roman"/>
@@ -10064,7 +10448,23 @@
           <w:rFonts w:cs="Times New Roman"/>
           <w:lang w:val="en-US"/>
         </w:rPr>
-        <w:t xml:space="preserve">Thanks for completing this task, there is just one more round left. So for the next few minutes, </w:t>
+        <w:t xml:space="preserve">Thanks for completing this task, there is just one more round left. </w:t>
+      </w:r>
+      <w:proofErr w:type="gramStart"/>
+      <w:r>
+        <w:rPr>
+          <w:rFonts w:cs="Times New Roman"/>
+          <w:lang w:val="en-US"/>
+        </w:rPr>
+        <w:t>So</w:t>
+      </w:r>
+      <w:proofErr w:type="gramEnd"/>
+      <w:r>
+        <w:rPr>
+          <w:rFonts w:cs="Times New Roman"/>
+          <w:lang w:val="en-US"/>
+        </w:rPr>
+        <w:t xml:space="preserve"> for the next few minutes, </w:t>
       </w:r>
       <w:r>
         <w:rPr>
@@ -10180,7 +10580,15 @@
           <w:rFonts w:cs="Times New Roman"/>
           <w:lang w:val="en-US"/>
         </w:rPr>
-        <w:t>a gorilla/a tiger/food/diseases</w:t>
+        <w:t xml:space="preserve">a gorilla/a </w:t>
+      </w:r>
+      <w:proofErr w:type="gramStart"/>
+      <w:r>
+        <w:rPr>
+          <w:rFonts w:cs="Times New Roman"/>
+          <w:lang w:val="en-US"/>
+        </w:rPr>
+        <w:t>tiger/food/diseases</w:t>
       </w:r>
       <w:r>
         <w:rPr>
@@ -10196,6 +10604,7 @@
         </w:rPr>
         <w:t xml:space="preserve"> condition)</w:t>
       </w:r>
+      <w:proofErr w:type="gramEnd"/>
       <w:r>
         <w:rPr>
           <w:rFonts w:cs="Times New Roman"/>
@@ -10271,7 +10680,23 @@
           <w:rFonts w:cs="Times New Roman"/>
           <w:lang w:val="en-US"/>
         </w:rPr>
-        <w:t xml:space="preserve">articipants were then handed the debriefing sheet, and thanked for their participation. </w:t>
+        <w:t xml:space="preserve">articipants were then handed the debriefing </w:t>
+      </w:r>
+      <w:proofErr w:type="gramStart"/>
+      <w:r>
+        <w:rPr>
+          <w:rFonts w:cs="Times New Roman"/>
+          <w:lang w:val="en-US"/>
+        </w:rPr>
+        <w:t>sheet, and</w:t>
+      </w:r>
+      <w:proofErr w:type="gramEnd"/>
+      <w:r>
+        <w:rPr>
+          <w:rFonts w:cs="Times New Roman"/>
+          <w:lang w:val="en-US"/>
+        </w:rPr>
+        <w:t xml:space="preserve"> thanked for their participation. </w:t>
       </w:r>
     </w:p>
     <w:p>
@@ -10360,7 +10785,23 @@
           <w:rFonts w:cs="Times New Roman"/>
           <w:lang w:val="en-US"/>
         </w:rPr>
-        <w:t xml:space="preserve"> = 0.77). Assuming that we only managed to obtain the minimum sample (80) from each of the smallest plausible number of labs (</w:t>
+        <w:t xml:space="preserve"> = 0.77). </w:t>
+      </w:r>
+      <w:proofErr w:type="gramStart"/>
+      <w:r>
+        <w:rPr>
+          <w:rFonts w:cs="Times New Roman"/>
+          <w:lang w:val="en-US"/>
+        </w:rPr>
+        <w:t>Assuming that</w:t>
+      </w:r>
+      <w:proofErr w:type="gramEnd"/>
+      <w:r>
+        <w:rPr>
+          <w:rFonts w:cs="Times New Roman"/>
+          <w:lang w:val="en-US"/>
+        </w:rPr>
+        <w:t xml:space="preserve"> we only managed to obtain the minimum sample (80) from each of the smallest plausible number of labs (</w:t>
       </w:r>
       <w:r>
         <w:rPr>
@@ -10898,7 +11339,23 @@
           <w:rFonts w:cs="Times New Roman"/>
           <w:lang w:val="en-US"/>
         </w:rPr>
-        <w:t xml:space="preserve"> before the demographics questions, participants </w:t>
+        <w:t xml:space="preserve"> before the </w:t>
+      </w:r>
+      <w:proofErr w:type="gramStart"/>
+      <w:r>
+        <w:rPr>
+          <w:rFonts w:cs="Times New Roman"/>
+          <w:lang w:val="en-US"/>
+        </w:rPr>
+        <w:t>demographics</w:t>
+      </w:r>
+      <w:proofErr w:type="gramEnd"/>
+      <w:r>
+        <w:rPr>
+          <w:rFonts w:cs="Times New Roman"/>
+          <w:lang w:val="en-US"/>
+        </w:rPr>
+        <w:t xml:space="preserve"> questions, participants </w:t>
       </w:r>
       <w:r>
         <w:t>were instructed to complete a suspicion probe question</w:t>
@@ -11598,8 +12055,13 @@
               <w:t>Sample gender distribution (</w:t>
             </w:r>
             <w:proofErr w:type="spellStart"/>
-            <w:r>
-              <w:t>M:F:other</w:t>
+            <w:proofErr w:type="gramStart"/>
+            <w:r>
+              <w:t>M:F</w:t>
+            </w:r>
+            <w:proofErr w:type="gramEnd"/>
+            <w:r>
+              <w:t>:other</w:t>
             </w:r>
             <w:proofErr w:type="spellEnd"/>
             <w:r>
@@ -11771,8 +12233,13 @@
             <w:pPr>
               <w:ind w:firstLine="0"/>
             </w:pPr>
-            <w:r>
-              <w:t>X:Y:Z</w:t>
+            <w:proofErr w:type="gramStart"/>
+            <w:r>
+              <w:t>X:Y</w:t>
+            </w:r>
+            <w:proofErr w:type="gramEnd"/>
+            <w:r>
+              <w:t>:Z</w:t>
             </w:r>
           </w:p>
         </w:tc>
@@ -11928,8 +12395,13 @@
             <w:pPr>
               <w:ind w:firstLine="0"/>
             </w:pPr>
-            <w:r>
-              <w:t>X:Y:Z</w:t>
+            <w:proofErr w:type="gramStart"/>
+            <w:r>
+              <w:t>X:Y</w:t>
+            </w:r>
+            <w:proofErr w:type="gramEnd"/>
+            <w:r>
+              <w:t>:Z</w:t>
             </w:r>
           </w:p>
         </w:tc>
@@ -12076,8 +12548,13 @@
             <w:pPr>
               <w:ind w:firstLine="0"/>
             </w:pPr>
-            <w:r>
-              <w:t>X:Y:Z</w:t>
+            <w:proofErr w:type="gramStart"/>
+            <w:r>
+              <w:t>X:Y</w:t>
+            </w:r>
+            <w:proofErr w:type="gramEnd"/>
+            <w:r>
+              <w:t>:Z</w:t>
             </w:r>
           </w:p>
         </w:tc>
@@ -12224,8 +12701,13 @@
             <w:pPr>
               <w:ind w:firstLine="0"/>
             </w:pPr>
-            <w:r>
-              <w:t>X:Y:Z</w:t>
+            <w:proofErr w:type="gramStart"/>
+            <w:r>
+              <w:t>X:Y</w:t>
+            </w:r>
+            <w:proofErr w:type="gramEnd"/>
+            <w:r>
+              <w:t>:Z</w:t>
             </w:r>
           </w:p>
         </w:tc>
@@ -12372,8 +12854,13 @@
             <w:pPr>
               <w:ind w:firstLine="0"/>
             </w:pPr>
-            <w:r>
-              <w:t>X:Y:Z</w:t>
+            <w:proofErr w:type="gramStart"/>
+            <w:r>
+              <w:t>X:Y</w:t>
+            </w:r>
+            <w:proofErr w:type="gramEnd"/>
+            <w:r>
+              <w:t>:Z</w:t>
             </w:r>
           </w:p>
         </w:tc>
@@ -12520,8 +13007,13 @@
             <w:pPr>
               <w:ind w:firstLine="0"/>
             </w:pPr>
-            <w:r>
-              <w:t>X:Y:Z</w:t>
+            <w:proofErr w:type="gramStart"/>
+            <w:r>
+              <w:t>X:Y</w:t>
+            </w:r>
+            <w:proofErr w:type="gramEnd"/>
+            <w:r>
+              <w:t>:Z</w:t>
             </w:r>
           </w:p>
         </w:tc>
@@ -12917,7 +13409,21 @@
           <w:rFonts w:cs="Times New Roman"/>
           <w:shd w:val="clear" w:color="auto" w:fill="FFFFFF"/>
         </w:rPr>
-        <w:t xml:space="preserve"> ANOVA was conducted. This confirmed an absence of interaction effects of target thought. </w:t>
+        <w:t xml:space="preserve"> ANOVA was conducted. </w:t>
+      </w:r>
+      <w:r>
+        <w:rPr>
+          <w:rFonts w:cs="Times New Roman"/>
+          <w:shd w:val="clear" w:color="auto" w:fill="FF0000"/>
+        </w:rPr>
+        <w:t>This confirmed an absence of interaction effects of target thought.</w:t>
+      </w:r>
+      <w:r>
+        <w:rPr>
+          <w:rFonts w:cs="Times New Roman"/>
+          <w:shd w:val="clear" w:color="auto" w:fill="FFFFFF"/>
+        </w:rPr>
+        <w:t xml:space="preserve"> </w:t>
       </w:r>
       <w:r>
         <w:rPr>
@@ -13135,7 +13641,21 @@
         <w:rPr>
           <w:rFonts w:cs="Times New Roman"/>
         </w:rPr>
-        <w:t xml:space="preserve"> to examine whether this yielded consistent patterns of results to when the second concentration period was used</w:t>
+        <w:t xml:space="preserve"> to examine whether </w:t>
+      </w:r>
+      <w:proofErr w:type="gramStart"/>
+      <w:r>
+        <w:rPr>
+          <w:rFonts w:cs="Times New Roman"/>
+        </w:rPr>
+        <w:t>this yielded consistent patterns of results</w:t>
+      </w:r>
+      <w:proofErr w:type="gramEnd"/>
+      <w:r>
+        <w:rPr>
+          <w:rFonts w:cs="Times New Roman"/>
+        </w:rPr>
+        <w:t xml:space="preserve"> to when the second concentration period was used</w:t>
       </w:r>
       <w:r>
         <w:rPr>
@@ -13440,12 +13960,21 @@
           <w:rFonts w:cs="Times New Roman"/>
         </w:rPr>
       </w:pPr>
-      <w:r>
-        <w:rPr>
-          <w:rFonts w:cs="Times New Roman"/>
-          <w:highlight w:val="yellow"/>
-        </w:rPr>
-        <w:t xml:space="preserve">Similar to Study 1, to examine generalizability issues, we also </w:t>
+      <w:proofErr w:type="gramStart"/>
+      <w:r>
+        <w:rPr>
+          <w:rFonts w:cs="Times New Roman"/>
+          <w:highlight w:val="yellow"/>
+        </w:rPr>
+        <w:t>Similar to</w:t>
+      </w:r>
+      <w:proofErr w:type="gramEnd"/>
+      <w:r>
+        <w:rPr>
+          <w:rFonts w:cs="Times New Roman"/>
+          <w:highlight w:val="yellow"/>
+        </w:rPr>
+        <w:t xml:space="preserve"> Study 1, to examine generalizability issues, we also </w:t>
       </w:r>
       <w:proofErr w:type="spellStart"/>
       <w:r>
@@ -13768,7 +14297,23 @@
           <w:rFonts w:cs="Times New Roman"/>
           <w:highlight w:val="yellow"/>
         </w:rPr>
-        <w:t xml:space="preserve"> would engage in discussions with these labs in order to identify and correct any </w:t>
+        <w:t xml:space="preserve"> would engage in discussions with these labs </w:t>
+      </w:r>
+      <w:proofErr w:type="gramStart"/>
+      <w:r>
+        <w:rPr>
+          <w:rFonts w:cs="Times New Roman"/>
+          <w:highlight w:val="yellow"/>
+        </w:rPr>
+        <w:t>in order to</w:t>
+      </w:r>
+      <w:proofErr w:type="gramEnd"/>
+      <w:r>
+        <w:rPr>
+          <w:rFonts w:cs="Times New Roman"/>
+          <w:highlight w:val="yellow"/>
+        </w:rPr>
+        <w:t xml:space="preserve"> identify and correct any </w:t>
       </w:r>
       <w:r>
         <w:rPr>
@@ -14018,7 +14563,23 @@
           <w:highlight w:val="yellow"/>
           <w:lang w:val="en-US" w:eastAsia="zh-CN"/>
         </w:rPr>
-        <w:t xml:space="preserve">le believe, but would likely still be statistically </w:t>
+        <w:t xml:space="preserve">le </w:t>
+      </w:r>
+      <w:proofErr w:type="gramStart"/>
+      <w:r>
+        <w:rPr>
+          <w:highlight w:val="yellow"/>
+          <w:lang w:val="en-US" w:eastAsia="zh-CN"/>
+        </w:rPr>
+        <w:t>believe, but</w:t>
+      </w:r>
+      <w:proofErr w:type="gramEnd"/>
+      <w:r>
+        <w:rPr>
+          <w:highlight w:val="yellow"/>
+          <w:lang w:val="en-US" w:eastAsia="zh-CN"/>
+        </w:rPr>
+        <w:t xml:space="preserve"> would likely still be statistically </w:t>
       </w:r>
       <w:r>
         <w:rPr>
@@ -15620,7 +16181,15 @@
         <w:footnoteRef/>
       </w:r>
       <w:r>
-        <w:t xml:space="preserve">It is important to note that after in-principle acceptance of the proposal and before each lab formally decided to commit to the present RRR, they were informed that </w:t>
+        <w:t>It is important to note that after in-</w:t>
+      </w:r>
+      <w:proofErr w:type="gramStart"/>
+      <w:r>
+        <w:t>principle</w:t>
+      </w:r>
+      <w:proofErr w:type="gramEnd"/>
+      <w:r>
+        <w:t xml:space="preserve"> acceptance of the proposal and before each lab formally decided to commit to the present RRR, they were informed that </w:t>
       </w:r>
       <w:r>
         <w:t xml:space="preserve">while they are encouraged to collect as much additional data as possible within the given time frame, </w:t>
@@ -15673,10 +16242,7 @@
         <w:footnoteRef/>
       </w:r>
       <w:r>
-        <w:t xml:space="preserve">Note that the fillers were newly selected rather than taken from the original word list. This was simply because the original study (Wegner &amp; </w:t>
-      </w:r>
-      <w:r>
-        <w:t>Erber, 1992) did not make available their filler word list.</w:t>
+        <w:t>Note that the fillers were newly selected rather than taken from the original word list. This was simply because the original study (Wegner &amp; Erber, 1992) did not make available their filler word list.</w:t>
       </w:r>
     </w:p>
   </w:footnote>
